--- a/anexos/ANEXO_L_Preguntas_frecuentes.docx
+++ b/anexos/ANEXO_L_Preguntas_frecuentes.docx
@@ -69,7 +69,7 @@
           <w:color w:val="000000"/>
           <w:sz w:val="21"/>
         </w:rPr>
-        <w:t>No hay un número legal. La clave es la pauta: reiteración, intencionalidad y resultado hostil. Tres conductas graves en dos meses, documentadas, pueden bastar; un episodio aislado, por feo que sea, no. Capítulo 1.</w:t>
+        <w:t>No hay un número legal mínimo ni un plazo fijo. El patrón, la gravedad, el contexto y la modalidad jurídica importan. Un episodio aislado puede no encajar en el mobbing clásico, pero aun así constituir otra infracción o una modalidad de acoso que no exige reiteración. Capítulo 1.</w:t>
       </w:r>
     </w:p>
     <w:p>
@@ -105,7 +105,7 @@
           <w:color w:val="000000"/>
           <w:sz w:val="21"/>
         </w:rPr>
-        <w:t>3. ¿Mi jefe puede "exigirme" y no es acoso?</w:t>
+        <w:t>3. ¿Mi jefe puede «exigirme» y no es acoso?</w:t>
       </w:r>
     </w:p>
     <w:p>
@@ -141,7 +141,7 @@
           <w:color w:val="000000"/>
           <w:sz w:val="21"/>
         </w:rPr>
-        <w:t>No. Un solo episodio de suficiente gravedad constituye acoso sexual. La "fue solo una vez" no es defensa aquí. Capítulo 1.</w:t>
+        <w:t>No. Un solo episodio de suficiente gravedad constituye acoso sexual. La «Fue solo una vez» no es defensa aquí. Capítulo 1.</w:t>
       </w:r>
     </w:p>
     <w:p>
@@ -165,7 +165,7 @@
           <w:color w:val="000000"/>
           <w:sz w:val="21"/>
         </w:rPr>
-        <w:t>Todas. Sin umbral de plantilla: LPRL y art. 48 LO 3/2007 no distinguen tamaños. Capítulo 4.</w:t>
+        <w:t>Todas las empresas están sujetas a los deberes preventivos que correspondan y, en materia de acoso sexual y por razón de sexo, a las medidas específicas previstas en la LO 3/2007 y su normativa de desarrollo. La obligación de disponer de un plan de igualdad tiene su propio régimen. Para afirmar que la ausencia de un protocolo genérico es una infracción, debe identificarse la norma y el deber incumplido en el caso. Capítulo 4.</w:t>
       </w:r>
     </w:p>
     <w:p>
@@ -189,7 +189,7 @@
           <w:color w:val="000000"/>
           <w:sz w:val="21"/>
         </w:rPr>
-        <w:t>Desde 50 trabajadores, según la Ley 2/2023. Los plazos de implantación ya vencieron. Capítulo 5.</w:t>
+        <w:t>Como regla general, desde 50 trabajadores, según la Ley 2/2023; hay supuestos sectoriales obligados con independencia de la plantilla. Los plazos de implantación ya vencieron. Capítulo 5.</w:t>
       </w:r>
     </w:p>
     <w:p>
@@ -213,7 +213,7 @@
           <w:color w:val="000000"/>
           <w:sz w:val="21"/>
         </w:rPr>
-        <w:t>Que la Inspección lo detectará en la primera visita y la empresa se defenderá sin documentación en el juzgado: la peor posición procesal posible. Capítulos 2 y 4.</w:t>
+        <w:t>Que la Inspección suele pedir el protocolo en la primera visita y la empresa se defenderá sin documentación en el juzgado: la peor posición procesal posible. La sanción, en su caso, dependerá de la infracción concreta. Capítulos 2 y 4.</w:t>
       </w:r>
     </w:p>
     <w:p>
@@ -261,7 +261,7 @@
           <w:color w:val="000000"/>
           <w:sz w:val="21"/>
         </w:rPr>
-        <w:t>Orientativamente 10-15 días hábiles, ampliables de forma motivada. Los plazos se cumplen o el expediente nace herido. Capítulo 4.</w:t>
+        <w:t>Este modelo propone un objetivo orientativo de 10 a 15 días hábiles en los casos ordinarios, con ampliación motivada cuando sea necesaria. No es un plazo legal: el procedimiento debe ser diligente, suficiente y respetar las obligaciones legales y convencionales aplicables. Capítulo 4.</w:t>
       </w:r>
     </w:p>
     <w:p>
@@ -309,7 +309,7 @@
           <w:color w:val="000000"/>
           <w:sz w:val="21"/>
         </w:rPr>
-        <w:t>Si participas en la conversación, en general sí (doctrina STC 114/1984). No edites, no recortes, guarda el original. Grabar conversaciones ajenas es otra cosa: prueba ilícita. Capítulos 8 y 10.</w:t>
+        <w:t>Si participas en la conversación, grabarla no vulnera por ese solo hecho el secreto de las comunicaciones (STC 114/1984), pero la admisión y el valor dependen del contexto, la intimidad y el uso. No edites, no recortes, guarda el original. Grabar conversaciones ajenas es otra cosa: prueba ilícita. Capítulos 8 y 10.</w:t>
       </w:r>
     </w:p>
     <w:p>
@@ -333,7 +333,7 @@
           <w:color w:val="000000"/>
           <w:sz w:val="21"/>
         </w:rPr>
-        <w:t>Sí, con integridad y contexto: conversación completa, interlocutores identificados, exhibición del dispositivo si se impugna. El pantallazo suelto no vale. Capítulos 8 y 10.</w:t>
+        <w:t>Los mensajes pueden aportarse si se obtuvieron lícitamente. Conviene conservar el contexto y el soporte original; si se impugna su autenticidad o integridad, puede ser necesario acreditarlas. Un pantallazo aislado no es automáticamente inadmisible, pero puede resultar insuficiente o poco convincente según las circunstancias. Capítulos 8 y 10.</w:t>
       </w:r>
     </w:p>
     <w:p>
@@ -345,7 +345,7 @@
           <w:color w:val="000000"/>
           <w:sz w:val="21"/>
         </w:rPr>
-        <w:t>13. ¿La empresa puede leer mi correo corporativo?</w:t>
+        <w:t>13. ¿La empresa puede acceder al correo corporativo?</w:t>
       </w:r>
     </w:p>
     <w:p>
@@ -357,7 +357,7 @@
           <w:color w:val="000000"/>
           <w:sz w:val="21"/>
         </w:rPr>
-        <w:t>Con política de uso previa comunicada y acceso proporcionado, sí. Sin reglas previas, el acceso es impugnable. Capítulo 8.</w:t>
+        <w:t>La empresa solo puede acceder con una base legítima y conforme a los requisitos legales, respetando la intimidad, la protección de datos, la información previa, y los principios de necesidad y proporcionalidad. Una política interna no autoriza cualquier acceso ni elimina las garantías de la persona trabajadora. Debe analizarse el caso concreto.</w:t>
       </w:r>
     </w:p>
     <w:p>
@@ -381,7 +381,7 @@
           <w:color w:val="000000"/>
           <w:sz w:val="21"/>
         </w:rPr>
-        <w:t>No. Aportas indicios —el cuadro indiciario— y la carga se desplaza: la empresa debe justificar sus decisiones con causas objetivas y probadas. Art. 181.2 LRJS. Capítulo 11.</w:t>
+        <w:t>Debes exponer hechos que permitan inferir una posible vulneración. Si el órgano judicial aprecia indicios en los términos del art. 181.2 LRJS, la parte demandada debe aportar una justificación objetiva, razonable y suficientemente probada, incluida la proporcionalidad. La regla no elimina la necesidad de probar los hechos ni garantiza el resultado. Capítulo 11.</w:t>
       </w:r>
     </w:p>
     <w:p>
@@ -405,7 +405,7 @@
           <w:color w:val="000000"/>
           <w:sz w:val="21"/>
         </w:rPr>
-        <w:t>El temporal: el cambio de trato justo después de una reclamación, denuncia o baja. Vale por diez. Capítulo 11.</w:t>
+        <w:t>Un cambio de trato posterior a una reclamación, denuncia o baja puede ser un indicio temporal relevante, pero su valor depende del contexto y de los demás elementos. Ningún indicio tiene un peso fijo ni garantiza por sí solo la inversión de la carga. Capítulo 11.</w:t>
       </w:r>
     </w:p>
     <w:p>
@@ -429,7 +429,7 @@
           <w:color w:val="000000"/>
           <w:sz w:val="21"/>
         </w:rPr>
-        <w:t>El despido con móvil de represalia es nulo (art. 55.5 ET), con readmisión obligatoria. Y la Ley 2/2023 protege al informante con inversión de la carga. Capítulos 5 y 11.</w:t>
+        <w:t>Un despido posterior a una denuncia merece revisarse de inmediato por posible represalia: si se acreditan indicios suficientes de vulneración de derechos fundamentales, puede declararse nulo (art. 55.5 ET) con readmisión obligatoria. La nulidad no es automática por la simple existencia de la queja. La Ley 2/2023 protege al informante en su ámbito, con inversión de la carga. Capítulos 5 y 11.</w:t>
       </w:r>
     </w:p>
     <w:p>
@@ -477,7 +477,7 @@
           <w:color w:val="000000"/>
           <w:sz w:val="21"/>
         </w:rPr>
-        <w:t>Despido: 20 días hábiles, innegociable. Extinción ex art. 50 y daños: 1 año. Capítulo 12 y Anexo G.</w:t>
+        <w:t>Despido: 20 días hábiles de caducidad, con suspensión si presentas papeleta de conciliación (art. 65 LRJS). Extinción ex art. 50 y daños: sin plazo universal —depende de la acción y los hechos—; no calcules el último día por tu cuenta. Capítulo 12 y Anexo G.</w:t>
       </w:r>
     </w:p>
     <w:p>
@@ -525,7 +525,7 @@
           <w:color w:val="000000"/>
           <w:sz w:val="21"/>
         </w:rPr>
-        <w:t>No. Ante indicios de acoso, protocolo. La mediación es para conflictos simétricos; mediar un acoso es revictimizar. Capítulo 9.</w:t>
+        <w:t>La mediación no debe sustituir la investigación ni imponerse cuando existen indicios de acoso o violencia. La prioridad es valorar los riesgos, activar el procedimiento adecuado y adoptar medidas de protección. En conflictos interpersonales sin indicios de acoso puede evaluarse una mediación voluntaria y segura. Capítulo 9.</w:t>
       </w:r>
     </w:p>
     <w:sectPr>
